--- a/assets/nutrient-quote-original-adapted/stackaero-quote-template.docx
+++ b/assets/nutrient-quote-original-adapted/stackaero-quote-template.docx
@@ -244,7 +244,7 @@
           <w:sz w:val="60"/>
           <ns2:ligatures ns2:val="standardContextual"/>
         </w:rPr>
-        <w:t>{{trip_date_long}}</w:t>
+        <w:t>{{nutrient__TripDateLong__c}}</w:t>
       </w:r>
     </w:p>
     <w:p ns2:paraId="5A6B7727" ns2:textId="77777777">
@@ -258,7 +258,7 @@
         <w:pStyle w:val="STACK-QuoteRef"/>
       </w:pPr>
       <w:r>
-        <w:t>Quote Ref.: {{trip_number}}</w:t>
+        <w:t>Quote Ref.: {{stackng__TripNumber__c}}</w:t>
       </w:r>
     </w:p>
     <w:p>
@@ -269,7 +269,7 @@
         <w:rPr>
           <w:noProof/>
         </w:rPr>
-        <w:t>Generated on {{generated_on}}</w:t>
+        <w:t>Generated on {{nutrient__GeneratedOn__c}}</w:t>
       </w:r>
     </w:p>
     <w:p ns2:paraId="13B8A598" ns2:textId="375431AF">
@@ -486,7 +486,7 @@
                 <w:rStyle w:val="STACKBodyFieldValue"/>
                 <w:color w:val="000000" w:themeColor="text1"/>
               </w:rPr>
-              <w:t>{{#segments}}{{segment_date}}</w:t>
+              <w:t>[[segment_date]]</w:t>
             </w:r>
           </w:p>
         </w:tc>
@@ -511,7 +511,7 @@
                 <w:rStyle w:val="STACKBodyFieldValue"/>
                 <w:color w:val="000000" w:themeColor="text1"/>
               </w:rPr>
-              <w:t>{{depart_time}}</w:t>
+              <w:t>[[segment_depart_time]]</w:t>
             </w:r>
           </w:p>
         </w:tc>
@@ -536,7 +536,7 @@
                 <w:rStyle w:val="STACKBodyFieldValue"/>
                 <w:color w:val="000000" w:themeColor="text1"/>
               </w:rPr>
-              <w:t>{{depart_route}}</w:t>
+              <w:t>[[segment_from_route]]</w:t>
             </w:r>
           </w:p>
           <w:p>
@@ -551,7 +551,7 @@
                 <w:rStyle w:val="STACKBodyFieldValue"/>
                 <w:color w:val="000000" w:themeColor="text1"/>
               </w:rPr>
-              <w:t>{{depart_airport}}</w:t>
+              <w:t>[[segment_from_airport]]</w:t>
             </w:r>
           </w:p>
         </w:tc>
@@ -576,7 +576,7 @@
                 <w:rStyle w:val="STACKBodyFieldValue"/>
                 <w:color w:val="000000" w:themeColor="text1"/>
               </w:rPr>
-              <w:t>{{arrive_time}}</w:t>
+              <w:t>[[segment_arrive_time]]</w:t>
             </w:r>
           </w:p>
         </w:tc>
@@ -602,7 +602,7 @@
                 <w:rStyle w:val="STACKBodyFieldValue"/>
                 <w:color w:val="000000" w:themeColor="text1"/>
               </w:rPr>
-              <w:t>{{arrive_route}}</w:t>
+              <w:t>[[segment_to_route]]</w:t>
             </w:r>
           </w:p>
           <w:p>
@@ -617,7 +617,7 @@
                 <w:rStyle w:val="STACKBodyFieldValue"/>
                 <w:color w:val="000000" w:themeColor="text1"/>
               </w:rPr>
-              <w:t>{{arrive_airport}}</w:t>
+              <w:t>[[segment_to_airport]]</w:t>
             </w:r>
           </w:p>
         </w:tc>
@@ -646,7 +646,7 @@
                 <w:rStyle w:val="STACKBodyFieldValue"/>
                 <w:color w:val="000000" w:themeColor="text1"/>
               </w:rPr>
-              <w:t>{{flight_time}}{{/segments}}</w:t>
+              <w:t>[[segment_flight_time]]</w:t>
             </w:r>
           </w:p>
         </w:tc>
@@ -769,7 +769,7 @@
                 <w:sz w:val="18"/>
                 <w:szCs w:val="18"/>
               </w:rPr>
-              <w:t>Pricing based on {{passenger_count}} passengers</w:t>
+              <w:t>Pricing based on {{stackng__PAXest__c}} passengers</w:t>
             </w:r>
           </w:p>
         </w:tc>
@@ -959,7 +959,7 @@
                 <w:rStyle w:val="STACKBodyFieldValue"/>
                 <w:color w:val="000000" w:themeColor="text1"/>
               </w:rPr>
-              <w:t>{{#quotes}}{{option_number}}</w:t>
+              <w:t>[[quote_index]]</w:t>
             </w:r>
           </w:p>
         </w:tc>
@@ -986,7 +986,7 @@
                 <w:color w:val="000000" w:themeColor="text1"/>
                 <w:lang w:val="en-US"/>
               </w:rPr>
-              <w:t>{{model_name}}</w:t>
+              <w:t>[[quote_model_name]]</w:t>
             </w:r>
           </w:p>
           <w:p>
@@ -1002,7 +1002,7 @@
                 <w:rStyle w:val="STACKBodyFieldValue"/>
                 <w:color w:val="000000" w:themeColor="text1"/>
               </w:rPr>
-              <w:t>({{model_category}})</w:t>
+              <w:t>([[quote_model_category]])</w:t>
             </w:r>
           </w:p>
         </w:tc>
@@ -1028,7 +1028,7 @@
                 <w:rStyle w:val="STACKBodyFieldValue"/>
                 <w:color w:val="000000" w:themeColor="text1"/>
               </w:rPr>
-              <w:t>{{seats}}</w:t>
+              <w:t>[[quote_seats]]</w:t>
             </w:r>
           </w:p>
         </w:tc>
@@ -1056,7 +1056,7 @@
                 <w:color w:val="000000" w:themeColor="text1"/>
                 <w:lang w:val="en-US"/>
               </w:rPr>
-              <w:t>{{price}}{{/quotes}}</w:t>
+              <w:t>[[quote_price]]</w:t>
             </w:r>
           </w:p>
         </w:tc>
@@ -1097,7 +1097,7 @@
                 <w:iCs/>
                 <w:color w:val="000000" w:themeColor="text1"/>
               </w:rPr>
-              <w:t>*Pricing based on {{passenger_count}} passengers on each segment.</w:t>
+              <w:t>*Pricing based on {{stackng__PAXest__c}} passengers on each segment.</w:t>
             </w:r>
           </w:p>
         </w:tc>
@@ -1122,9 +1122,17 @@
       </w:pPr>
     </w:p>
     <w:p>
-      <w:r>
-        <w:br w:type="page"/>
-      </w:r>
+      <w:pPr>
+        <w:pStyle w:val="STACK-Code"/>
+      </w:pPr>
+      <w:r>
+        <w:t>{{#stackng__FlightQuotes__r}}</w:t>
+      </w:r>
+    </w:p>
+    <w:p>
+      <w:pPr>
+        <w:pageBreakBefore/>
+      </w:pPr>
     </w:p>
     <w:p ns2:paraId="0899D41F" ns2:textId="714091EA">
       <w:pPr>
@@ -1195,7 +1203,7 @@
                                 <w:sz w:val="120"/>
                                 <w:szCs w:val="120"/>
                               </w:rPr>
-                              <w:t>{{quote_1_model_name}}</w:t>
+                              <w:t>[[quote_page_vertical_model]]</w:t>
                             </w:r>
                           </w:p>
                         </w:txbxContent>
@@ -1236,7 +1244,7 @@
                           <w:sz w:val="120"/>
                           <w:szCs w:val="120"/>
                         </w:rPr>
-                        <w:t>{{quote_1_model_name}}</w:t>
+                        <w:t/>
                       </w:r>
                     </w:p>
                   </w:txbxContent>
@@ -1280,7 +1288,7 @@
         <w:pStyle w:val="STACK-SegmentStart-Date"/>
       </w:pPr>
       <w:r>
-        <w:t>Option – {{quote_1_option_number}}</w:t>
+        <w:t>Option – {{index}} / {{stackng__Model__r.Name}}</w:t>
       </w:r>
     </w:p>
     <w:p ns2:paraId="3A7FEB48" ns2:textId="77777777">
@@ -1294,7 +1302,7 @@
         <w:pStyle w:val="STACK-QuoteRef"/>
       </w:pPr>
       <w:r>
-        <w:t>Quote Ref.: {{trip_number}}</w:t>
+        <w:t>Quote Ref.: {{nutrient__TripNumber__c}}</w:t>
       </w:r>
     </w:p>
     <w:p>
@@ -1305,7 +1313,7 @@
         <w:rPr>
           <w:noProof/>
         </w:rPr>
-        <w:t>Generated on {{generated_on}}</w:t>
+        <w:t>Generated on {{nutrient__GeneratedOn__c}}</w:t>
       </w:r>
     </w:p>
     <w:p ns2:paraId="051CD91F" ns2:textId="4D495B52">
@@ -1422,13 +1430,29 @@
               <w:t>Price</w:t>
             </w:r>
           </w:p>
-          <w:p>
+          <w:p ns2:paraId="26BEDC5E" ns2:textId="77777777">
             <w:pPr>
               <w:pStyle w:val="STACK-Heading1"/>
               <w:spacing w:after="0"/>
             </w:pPr>
             <w:r>
-              <w:t>{{quote_1_price}}</w:t>
+              <w:t>{{</w:t>
+            </w:r>
+            <w:proofErr w:type="spellStart"/>
+            <w:r>
+              <w:t>stackng</w:t>
+            </w:r>
+            <w:proofErr w:type="spellEnd"/>
+            <w:r>
+              <w:t>__GrossPrice_</w:t>
+            </w:r>
+            <w:proofErr w:type="spellStart"/>
+            <w:r>
+              <w:t>SellCurrText</w:t>
+            </w:r>
+            <w:proofErr w:type="spellEnd"/>
+            <w:r>
+              <w:t>__c}}</w:t>
             </w:r>
           </w:p>
           <w:p ns2:paraId="461E7913" ns2:textId="3CDA61CF">
@@ -1553,7 +1577,7 @@
             <w:tcW w:w="3261" w:type="dxa"/>
             <w:shd w:val="clear" w:color="auto" w:fill="F2F5FA"/>
           </w:tcPr>
-          <w:p ns2:paraId="4DF85AA5" ns2:textId="77777777">
+          <w:p>
             <w:pPr>
               <w:pStyle w:val="STACK-FieldLabelP"/>
               <w:rPr>
@@ -1564,8 +1588,7 @@
               <w:rPr>
                 <w:rStyle w:val="STACK-BodyFieldLabel"/>
               </w:rPr>
-              <w:lastRenderedPageBreak/>
-              <w:t>Category</w:t>
+              <w:t>[[quote_page_category_label]]</w:t>
             </w:r>
           </w:p>
           <w:p>
@@ -1579,10 +1602,10 @@
               <w:rPr>
                 <w:rStyle w:val="STACKBodyFieldValue"/>
               </w:rPr>
-              <w:t>{{quote_1_model_category}}</w:t>
-            </w:r>
-          </w:p>
-          <w:p ns2:paraId="4305A77C" ns2:textId="77777777">
+              <w:t>[[quote_page_category_value]]</w:t>
+            </w:r>
+          </w:p>
+          <w:p>
             <w:pPr>
               <w:pStyle w:val="STACK-FieldLabelP"/>
             </w:pPr>
@@ -1590,7 +1613,7 @@
               <w:rPr>
                 <w:rStyle w:val="STACK-BodyFieldLabel"/>
               </w:rPr>
-              <w:t>Seating</w:t>
+              <w:t>[[quote_page_seating_label]]</w:t>
             </w:r>
           </w:p>
           <w:p>
@@ -1604,7 +1627,7 @@
               <w:rPr>
                 <w:rStyle w:val="STACKBodyFieldValue"/>
               </w:rPr>
-              <w:t>{{quote_1_seats}}</w:t>
+              <w:t>[[quote_page_seating_value]]</w:t>
             </w:r>
           </w:p>
           <w:p ns2:paraId="05276573" ns2:textId="77777777">
@@ -1626,7 +1649,7 @@
               <w:pStyle w:val="STACK-BodyFieldValueP"/>
             </w:pPr>
             <w:r>
-              <w:t>{{quote_1_baggage_capacity}}</w:t>
+              <w:t>[[quote_page_baggage_capacity]]</w:t>
             </w:r>
           </w:p>
           <w:p ns2:paraId="6470DDF4" ns2:textId="77777777">
@@ -1648,7 +1671,348 @@
               <w:pStyle w:val="STACK-BodyFieldValueP"/>
             </w:pPr>
             <w:r>
-              <w:t>{{quote_1_cabin_dimensions}} {{quote_1_seat_config}}</w:t>
+              <w:t>[[quote_page_cabin_dimensions]]</w:t>
+            </w:r>
+          </w:p>
+          <w:p>
+            <w:pPr>
+              <w:pStyle w:val="STACK-FieldLabelP"/>
+              <w:rPr>
+                <w:rFonts w:ascii="Raleway Light" w:hAnsi="Raleway Light"/>
+              </w:rPr>
+            </w:pPr>
+            <w:r>
+              <w:rPr>
+                <w:rStyle w:val="STACK-BodyFieldLabel"/>
+              </w:rPr>
+              <w:t>[[quote_page_year_of_make_label]]</w:t>
+            </w:r>
+          </w:p>
+          <w:p>
+            <w:pPr>
+              <w:pStyle w:val="STACK-BodyFieldValueP"/>
+            </w:pPr>
+            <w:r>
+              <w:t>[[quote_page_year_of_make_value]]</w:t>
+            </w:r>
+          </w:p>
+          <w:p>
+            <w:pPr>
+              <w:pStyle w:val="STACK-BodyFieldValueP"/>
+            </w:pPr>
+            <w:r>
+              <w:t>[[quote_page_refurbished_value]]</w:t>
+            </w:r>
+          </w:p>
+          <w:p>
+            <w:pPr>
+              <w:pStyle w:val="STACK-FieldLabelP"/>
+            </w:pPr>
+            <w:r>
+              <w:rPr>
+                <w:rStyle w:val="STACK-BodyFieldLabel"/>
+              </w:rPr>
+              <w:t>[[quote_page_wifi_label]]</w:t>
+            </w:r>
+          </w:p>
+          <w:p>
+            <w:pPr>
+              <w:pStyle w:val="STACK-BodyFieldValueP"/>
+              <w:rPr>
+                <w:rStyle w:val="STACKBodyFieldValue"/>
+              </w:rPr>
+            </w:pPr>
+            <w:r>
+              <w:rPr>
+                <w:rStyle w:val="STACKBodyFieldValue"/>
+              </w:rPr>
+              <w:t>[[quote_page_wifi_value]]</w:t>
+            </w:r>
+          </w:p>
+          <w:p>
+            <w:pPr>
+              <w:pStyle w:val="STACK-FieldLabelP"/>
+              <w:rPr>
+                <w:rFonts w:ascii="Raleway Light" w:hAnsi="Raleway Light"/>
+              </w:rPr>
+            </w:pPr>
+            <w:r>
+              <w:rPr>
+                <w:rStyle w:val="STACK-BodyFieldLabel"/>
+              </w:rPr>
+              <w:t>[[quote_page_owner_approval_label]]</w:t>
+            </w:r>
+          </w:p>
+          <w:p>
+            <w:pPr>
+              <w:pStyle w:val="STACK-BodyFieldValueP"/>
+            </w:pPr>
+            <w:r>
+              <w:t>[[quote_page_owner_approval_value]]</w:t>
+            </w:r>
+          </w:p>
+          <w:p>
+            <w:pPr>
+              <w:pStyle w:val="STACK-FieldLabelP"/>
+              <w:rPr>
+                <w:rFonts w:ascii="Raleway Light" w:hAnsi="Raleway Light"/>
+              </w:rPr>
+            </w:pPr>
+            <w:r>
+              <w:rPr>
+                <w:rStyle w:val="STACK-BodyFieldLabel"/>
+              </w:rPr>
+              <w:t>[[quote_page_catering_label]]</w:t>
+            </w:r>
+          </w:p>
+          <w:p>
+            <w:pPr>
+              <w:pStyle w:val="STACK-BodyFieldValueP"/>
+            </w:pPr>
+            <w:r>
+              <w:t>[[quote_page_catering_value]]</w:t>
+            </w:r>
+          </w:p>
+          <w:p>
+            <w:pPr>
+              <w:pStyle w:val="STACK-FieldLabelP"/>
+              <w:rPr>
+                <w:rFonts w:ascii="Raleway Light" w:hAnsi="Raleway Light"/>
+              </w:rPr>
+            </w:pPr>
+            <w:r>
+              <w:rPr>
+                <w:rStyle w:val="STACK-BodyFieldLabel"/>
+              </w:rPr>
+              <w:t>[[quote_page_cabin_crew_label]]</w:t>
+            </w:r>
+          </w:p>
+          <w:p>
+            <w:pPr>
+              <w:pStyle w:val="STACK-BodyFieldValueP"/>
+            </w:pPr>
+            <w:r>
+              <w:t>[[quote_page_cabin_crew_value]]</w:t>
+            </w:r>
+          </w:p>
+          <w:p>
+            <w:pPr>
+              <w:pStyle w:val="STACK-Heading1"/>
+              <w:tabs>
+                <w:tab w:val="left" w:pos="3600"/>
+              </w:tabs>
+              <w:spacing w:after="0"/>
+              <w:rPr>
+                <w:rFonts w:ascii="Raleway Light" w:hAnsi="Raleway Light"/>
+                <w:color w:val="000000" w:themeColor="text1"/>
+                <w:sz w:val="16"/>
+              </w:rPr>
+            </w:pPr>
+            <w:r>
+              <w:rPr>
+                <w:rStyle w:val="STACK-BodyFieldLabel"/>
+              </w:rPr>
+              <w:t>[[quote_page_pets_label]]</w:t>
+            </w:r>
+          </w:p>
+          <w:p>
+            <w:pPr>
+              <w:pStyle w:val="STACK-BodyFieldValueP"/>
+            </w:pPr>
+            <w:r>
+              <w:t>[[quote_page_pets_value]]</w:t>
+            </w:r>
+          </w:p>
+          <w:p>
+            <w:pPr>
+              <w:pStyle w:val="STACK-FieldLabelP"/>
+              <w:rPr>
+                <w:rFonts w:ascii="Raleway Light" w:hAnsi="Raleway Light"/>
+              </w:rPr>
+            </w:pPr>
+            <w:r>
+              <w:rPr>
+                <w:rStyle w:val="STACK-BodyFieldLabel"/>
+              </w:rPr>
+              <w:t>[[quote_page_smoking_label]]</w:t>
+            </w:r>
+          </w:p>
+          <w:p>
+            <w:pPr>
+              <w:pStyle w:val="STACK-BodyFieldValueP"/>
+            </w:pPr>
+            <w:r>
+              <w:t>[[quote_page_smoking_value]]</w:t>
+            </w:r>
+          </w:p>
+          <w:p>
+            <w:pPr>
+              <w:pStyle w:val="STACK-FieldLabelP"/>
+              <w:rPr>
+                <w:rFonts w:ascii="Raleway Light" w:hAnsi="Raleway Light"/>
+              </w:rPr>
+            </w:pPr>
+            <w:r>
+              <w:rPr>
+                <w:rStyle w:val="STACK-BodyFieldLabel"/>
+              </w:rPr>
+              <w:t>[[quote_page_safety_ratings_label]]</w:t>
+            </w:r>
+          </w:p>
+          <w:p>
+            <w:pPr>
+              <w:pStyle w:val="STACK-BodyFieldValueP"/>
+            </w:pPr>
+            <w:r>
+              <w:t>[[quote_page_safety_ratings_value]]</w:t>
+            </w:r>
+          </w:p>
+          <w:p>
+            <w:pPr>
+              <w:pStyle w:val="STACK-BodyFieldValueP"/>
+            </w:pPr>
+            <w:r>
+              <w:t>{{#stackng__renderInclusions__c}}</w:t>
+            </w:r>
+          </w:p>
+          <w:p ns2:paraId="24AC3633" ns2:textId="77777777">
+            <w:pPr>
+              <w:pStyle w:val="STACK-FieldLabelP"/>
+              <w:rPr>
+                <w:rFonts w:ascii="Raleway Light" w:hAnsi="Raleway Light"/>
+              </w:rPr>
+            </w:pPr>
+            <w:r>
+              <w:rPr>
+                <w:rStyle w:val="STACK-BodyFieldLabel"/>
+              </w:rPr>
+              <w:t>Inclusions</w:t>
+            </w:r>
+          </w:p>
+          <w:p ns2:paraId="7DA80B34" ns2:textId="77777777">
+            <w:pPr>
+              <w:pStyle w:val="STACK-BodyFieldValueP"/>
+            </w:pPr>
+            <w:r>
+              <w:t>{{</w:t>
+            </w:r>
+            <w:proofErr w:type="spellStart"/>
+            <w:r>
+              <w:t>stackng</w:t>
+            </w:r>
+            <w:proofErr w:type="spellEnd"/>
+            <w:r>
+              <w:t>__</w:t>
+            </w:r>
+            <w:proofErr w:type="spellStart"/>
+            <w:r>
+              <w:t>Inclusions__c</w:t>
+            </w:r>
+            <w:proofErr w:type="spellEnd"/>
+            <w:r>
+              <w:t>}}</w:t>
+            </w:r>
+          </w:p>
+          <w:p>
+            <w:pPr>
+              <w:pStyle w:val="STACK-Heading1"/>
+              <w:tabs>
+                <w:tab w:val="left" w:pos="3600"/>
+              </w:tabs>
+              <w:rPr>
+                <w:rFonts w:ascii="Raleway Light" w:hAnsi="Raleway Light"/>
+                <w:color w:val="000000" w:themeColor="text1"/>
+                <w:sz w:val="16"/>
+              </w:rPr>
+            </w:pPr>
+            <w:r>
+              <w:rPr>
+                <w:rFonts w:ascii="Raleway Light" w:hAnsi="Raleway Light"/>
+                <w:color w:val="000000" w:themeColor="text1"/>
+                <w:sz w:val="16"/>
+              </w:rPr>
+              <w:t>{{/stackng__renderInclusions__c}}</w:t>
+            </w:r>
+          </w:p>
+          <w:p>
+            <w:pPr>
+              <w:pStyle w:val="STACK-Heading1"/>
+              <w:tabs>
+                <w:tab w:val="left" w:pos="3600"/>
+              </w:tabs>
+              <w:rPr>
+                <w:rFonts w:ascii="Raleway Light" w:hAnsi="Raleway Light"/>
+                <w:color w:val="000000" w:themeColor="text1"/>
+                <w:sz w:val="16"/>
+              </w:rPr>
+            </w:pPr>
+            <w:r>
+              <w:rPr>
+                <w:rFonts w:ascii="Raleway Light" w:hAnsi="Raleway Light"/>
+                <w:color w:val="000000" w:themeColor="text1"/>
+                <w:sz w:val="16"/>
+              </w:rPr>
+              <w:t>{{#stackng__renderExclusions__c}}</w:t>
+            </w:r>
+          </w:p>
+          <w:p ns2:paraId="76D85ADF" ns2:textId="77777777">
+            <w:pPr>
+              <w:pStyle w:val="STACK-FieldLabelP"/>
+              <w:rPr>
+                <w:rFonts w:ascii="Raleway Light" w:hAnsi="Raleway Light"/>
+              </w:rPr>
+            </w:pPr>
+            <w:r>
+              <w:rPr>
+                <w:rStyle w:val="STACK-BodyFieldLabel"/>
+              </w:rPr>
+              <w:t>Exclusions</w:t>
+            </w:r>
+          </w:p>
+          <w:p ns2:paraId="65230BD4" ns2:textId="77777777">
+            <w:pPr>
+              <w:pStyle w:val="STACK-BodyFieldValueP"/>
+              <w:spacing w:after="0"/>
+            </w:pPr>
+            <w:r>
+              <w:t>{{</w:t>
+            </w:r>
+            <w:proofErr w:type="spellStart"/>
+            <w:r>
+              <w:t>stackng</w:t>
+            </w:r>
+            <w:proofErr w:type="spellEnd"/>
+            <w:r>
+              <w:t>__</w:t>
+            </w:r>
+            <w:proofErr w:type="spellStart"/>
+            <w:r>
+              <w:t>Exclusions__c</w:t>
+            </w:r>
+            <w:proofErr w:type="spellEnd"/>
+            <w:r>
+              <w:t>}}</w:t>
+            </w:r>
+          </w:p>
+          <w:p>
+            <w:pPr>
+              <w:pStyle w:val="STACK-Heading1"/>
+              <w:tabs>
+                <w:tab w:val="left" w:pos="3600"/>
+              </w:tabs>
+              <w:rPr>
+                <w:rFonts w:ascii="Raleway Light" w:hAnsi="Raleway Light"/>
+                <w:color w:val="000000" w:themeColor="text1"/>
+                <w:sz w:val="16"/>
+              </w:rPr>
+            </w:pPr>
+            <w:r>
+              <w:rPr>
+                <w:rFonts w:ascii="Raleway Light" w:hAnsi="Raleway Light"/>
+                <w:color w:val="000000" w:themeColor="text1"/>
+                <w:sz w:val="16"/>
+              </w:rPr>
+              <w:t>{{/stackng__renderExclusions__c}}</w:t>
             </w:r>
           </w:p>
         </w:tc>
@@ -1742,623 +2106,11 @@
       </w:r>
     </w:p>
     <w:p>
-      <w:r>
-        <w:br w:type="page"/>
-      </w:r>
-    </w:p>
-    <w:p ns2:paraId="0899D41F" ns2:textId="714091EA">
-      <w:pPr>
-        <w:rPr>
-          <w:rFonts w:ascii="Century Gothic" w:hAnsi="Century Gothic"/>
-          <w:color w:val="F57021"/>
-          <w:sz w:val="16"/>
-          <w:szCs w:val="16"/>
-          <w:lang w:val="en-GB"/>
-        </w:rPr>
-      </w:pPr>
-      <w:r>
-        <w:rPr>
-          <w:rFonts w:ascii="Century Gothic" w:hAnsi="Century Gothic"/>
-          <w:noProof/>
-          <w:color w:val="F57021"/>
-          <w:sz w:val="16"/>
-          <w:szCs w:val="16"/>
-          <w:lang w:val="en-GB"/>
-          <ns2:ligatures ns2:val="standardContextual"/>
-        </w:rPr>
-        <w:lastRenderedPageBreak/>
-        <ns1:AlternateContent>
-          <ns1:Choice Requires="wps">
-            <w:drawing>
-              <ns3:anchor distT="0" distB="0" distL="114300" distR="114300" simplePos="0" relativeHeight="251662336" behindDoc="0" locked="0" layoutInCell="1" allowOverlap="1" ns4:anchorId="552AB9B7" ns4:editId="7E4C9983">
-                <ns3:simplePos x="0" y="0"/>
-                <ns3:positionH relativeFrom="column">
-                  <ns3:posOffset>-1238365</ns3:posOffset>
-                </ns3:positionH>
-                <ns3:positionV relativeFrom="margin">
-                  <ns3:posOffset>1515</ns3:posOffset>
-                </ns3:positionV>
-                <ns3:extent cx="1228228" cy="7618164"/>
-                <ns3:effectExtent l="0" t="0" r="3810" b="1905"/>
-                <ns3:wrapNone/>
-                <ns3:docPr id="883880934" name="Text Box 2"/>
-                <ns3:cNvGraphicFramePr/>
-                <ns5:graphic>
-                  <ns5:graphicData uri="http://schemas.microsoft.com/office/word/2010/wordprocessingShape">
-                    <ns9:wsp>
-                      <ns9:cNvSpPr txBox="1"/>
-                      <ns9:spPr>
-                        <ns5:xfrm>
-                          <ns5:off x="0" y="0"/>
-                          <ns5:ext cx="1228228" cy="7618164"/>
-                        </ns5:xfrm>
-                        <ns5:prstGeom prst="rect">
-                          <ns5:avLst/>
-                        </ns5:prstGeom>
-                        <ns5:noFill/>
-                        <ns5:ln w="6350">
-                          <ns5:noFill/>
-                        </ns5:ln>
-                      </ns9:spPr>
-                      <ns9:txbx>
-                        <w:txbxContent>
-                          <w:p>
-                            <w:pPr>
-                              <w:pStyle w:val="STACK-SegmentStart-ToFrom"/>
-                              <w:rPr>
-                                <w:sz w:val="120"/>
-                                <w:szCs w:val="120"/>
-                              </w:rPr>
-                            </w:pPr>
-                            <w:r>
-                              <w:rPr>
-                                <w:sz w:val="120"/>
-                                <w:szCs w:val="120"/>
-                              </w:rPr>
-                              <w:t>{{quote_2_model_name}}</w:t>
-                            </w:r>
-                          </w:p>
-                        </w:txbxContent>
-                      </ns9:txbx>
-                      <ns9:bodyPr rot="0" spcFirstLastPara="0" vertOverflow="overflow" horzOverflow="overflow" vert="vert270" wrap="square" lIns="0" tIns="0" rIns="0" bIns="0" numCol="1" spcCol="0" rtlCol="0" fromWordArt="0" anchor="t" anchorCtr="0" forceAA="0" compatLnSpc="1">
-                        <ns5:prstTxWarp prst="textNoShape">
-                          <ns5:avLst/>
-                        </ns5:prstTxWarp>
-                        <ns5:noAutofit/>
-                      </ns9:bodyPr>
-                    </ns9:wsp>
-                  </ns5:graphicData>
-                </ns5:graphic>
-                <ns4:sizeRelH relativeFrom="margin">
-                  <ns4:pctWidth>0</ns4:pctWidth>
-                </ns4:sizeRelH>
-                <ns4:sizeRelV relativeFrom="margin">
-                  <ns4:pctHeight>0</ns4:pctHeight>
-                </ns4:sizeRelV>
-              </ns3:anchor>
-            </w:drawing>
-          </ns1:Choice>
-          <ns1:Fallback>
-            <w:pict>
-              <ns10:shape ns2:anchorId="552AB9B7" id="_x0000_s1027" type="#_x0000_t202" style="position:absolute;margin-left:-97.5pt;margin-top:.1pt;width:96.7pt;height:599.85pt;z-index:251662336;visibility:visible;mso-wrap-style:square;mso-width-percent:0;mso-height-percent:0;mso-wrap-distance-left:9pt;mso-wrap-distance-top:0;mso-wrap-distance-right:9pt;mso-wrap-distance-bottom:0;mso-position-horizontal:absolute;mso-position-horizontal-relative:text;mso-position-vertical:absolute;mso-position-vertical-relative:margin;mso-width-percent:0;mso-height-percent:0;mso-width-relative:margin;mso-height-relative:margin;v-text-anchor:top" ns11:gfxdata="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" filled="f" stroked="f" strokeweight=".5pt">
-                <ns10:textbox style="layout-flow:vertical;mso-layout-flow-alt:bottom-to-top" inset="0,0,0,0">
-                  <w:txbxContent>
-                    <w:p>
-                      <w:pPr>
-                        <w:pStyle w:val="STACK-SegmentStart-ToFrom"/>
-                        <w:rPr>
-                          <w:sz w:val="120"/>
-                          <w:szCs w:val="120"/>
-                        </w:rPr>
-                      </w:pPr>
-                      <w:r>
-                        <w:rPr>
-                          <w:sz w:val="120"/>
-                          <w:szCs w:val="120"/>
-                        </w:rPr>
-                        <w:t>{{quote_2_model_name}}</w:t>
-                      </w:r>
-                    </w:p>
-                  </w:txbxContent>
-                </ns10:textbox>
-                <ns12:wrap anchory="margin"/>
-              </ns10:shape>
-            </w:pict>
-          </ns1:Fallback>
-        </ns1:AlternateContent>
-      </w:r>
-    </w:p>
-    <w:p ns2:paraId="59279151" ns2:textId="77777777">
-      <w:pPr>
-        <w:rPr>
-          <w:rFonts w:ascii="Century Gothic" w:hAnsi="Century Gothic"/>
-          <w:color w:val="3D3D3B"/>
-          <w:sz w:val="16"/>
-          <w:szCs w:val="16"/>
-        </w:rPr>
-      </w:pPr>
-    </w:p>
-    <w:p ns2:paraId="3C156944" ns2:textId="77777777">
-      <w:pPr>
-        <w:jc w:val="right"/>
-        <w:rPr>
-          <w:rFonts w:ascii="Century Gothic" w:hAnsi="Century Gothic"/>
-          <w:color w:val="3D3D3B"/>
-          <w:sz w:val="16"/>
-          <w:szCs w:val="16"/>
-        </w:rPr>
-      </w:pPr>
-    </w:p>
-    <w:p ns2:paraId="1F8859CC" ns2:textId="77777777">
-      <w:pPr>
-        <w:pStyle w:val="STACK-QuoteRef"/>
-        <w:jc w:val="right"/>
-      </w:pPr>
-    </w:p>
-    <w:p>
-      <w:pPr>
-        <w:pStyle w:val="STACK-SegmentStart-Date"/>
-      </w:pPr>
-      <w:r>
-        <w:t>Option – {{quote_2_option_number}}</w:t>
-      </w:r>
-    </w:p>
-    <w:p ns2:paraId="3A7FEB48" ns2:textId="77777777">
-      <w:pPr>
-        <w:pStyle w:val="STACK-QuoteRef"/>
-        <w:jc w:val="right"/>
-      </w:pPr>
-    </w:p>
-    <w:p>
-      <w:pPr>
-        <w:pStyle w:val="STACK-QuoteRef"/>
-      </w:pPr>
-      <w:r>
-        <w:t>Quote Ref.: {{trip_number}}</w:t>
-      </w:r>
-    </w:p>
-    <w:p>
-      <w:pPr>
-        <w:pStyle w:val="STACK-GeneratedDate"/>
-      </w:pPr>
-      <w:r>
-        <w:rPr>
-          <w:noProof/>
-        </w:rPr>
-        <w:t>Generated on {{generated_on}}</w:t>
-      </w:r>
-    </w:p>
-    <w:p ns2:paraId="051CD91F" ns2:textId="4D495B52">
-      <w:pPr>
-        <w:jc w:val="right"/>
-        <w:rPr>
-          <w:rFonts w:ascii="Century Gothic" w:hAnsi="Century Gothic"/>
-          <w:color w:val="3D3D3B"/>
-          <w:sz w:val="28"/>
-          <w:szCs w:val="28"/>
-        </w:rPr>
-      </w:pPr>
-      <w:r>
-        <w:rPr>
-          <w:rFonts w:ascii="Century Gothic" w:hAnsi="Century Gothic" w:cs="Lucida Sans Unicode"/>
-          <w:noProof/>
-          <w:color w:val="000000" w:themeColor="text1"/>
-          <w:sz w:val="16"/>
-          <w:szCs w:val="16"/>
-        </w:rPr>
-        <w:drawing>
-          <ns3:anchor distT="0" distB="0" distL="114300" distR="114300" simplePos="0" relativeHeight="251667456" behindDoc="1" locked="0" layoutInCell="1" allowOverlap="1" ns4:anchorId="54060E77" ns4:editId="600A1ADC">
-            <ns3:simplePos x="0" y="0"/>
-            <ns3:positionH relativeFrom="column">
-              <ns3:posOffset>2250440</ns3:posOffset>
-            </ns3:positionH>
-            <ns3:positionV relativeFrom="paragraph">
-              <ns3:posOffset>219710</ns3:posOffset>
-            </ns3:positionV>
-            <ns3:extent cx="4690800" cy="2880000"/>
-            <ns3:effectExtent l="0" t="0" r="0" b="3175"/>
-            <ns3:wrapNone/>
-            <ns3:docPr id="21392070" name="Picture 21392070" descr="{&#10;    &quot;location-path&quot;: &quot;stackng__ImageExterior__c&quot;,&#10;    &quot;image-props&quot;: {&#10;        &quot;alt-text&quot;: &quot;Exterior Image&quot;&#10;    }&#10;}"/>
-            <ns3:cNvGraphicFramePr>
-              <ns5:graphicFrameLocks noChangeAspect="1"/>
-            </ns3:cNvGraphicFramePr>
-            <ns5:graphic>
-              <ns5:graphicData uri="http://schemas.openxmlformats.org/drawingml/2006/picture">
-                <ns6:pic>
-                  <ns6:nvPicPr>
-                    <ns6:cNvPr id="2016870138" name="Picture 2016870138" descr="{&#10;    &quot;location-path&quot;: &quot;stackng__ImageExterior__c&quot;,&#10;    &quot;image-props&quot;: {&#10;        &quot;alt-text&quot;: &quot;Exterior Image&quot;&#10;    }&#10;}"/>
-                    <ns6:cNvPicPr/>
-                  </ns6:nvPicPr>
-                  <ns6:blipFill>
-                    <ns5:blip ns7:embed="rId12" cstate="print">
-                      <ns5:extLst>
-                        <ns5:ext uri="{28A0092B-C50C-407E-A947-70E740481C1C}">
-                          <ns8:useLocalDpi val="0"/>
-                        </ns5:ext>
-                      </ns5:extLst>
-                    </ns5:blip>
-                    <ns5:stretch>
-                      <ns5:fillRect/>
-                    </ns5:stretch>
-                  </ns6:blipFill>
-                  <ns6:spPr>
-                    <ns5:xfrm>
-                      <ns5:off x="0" y="0"/>
-                      <ns5:ext cx="4690800" cy="2880000"/>
-                    </ns5:xfrm>
-                    <ns5:prstGeom prst="rect">
-                      <ns5:avLst/>
-                    </ns5:prstGeom>
-                  </ns6:spPr>
-                </ns6:pic>
-              </ns5:graphicData>
-            </ns5:graphic>
-            <ns4:sizeRelH relativeFrom="margin">
-              <ns4:pctWidth>0</ns4:pctWidth>
-            </ns4:sizeRelH>
-            <ns4:sizeRelV relativeFrom="margin">
-              <ns4:pctHeight>0</ns4:pctHeight>
-            </ns4:sizeRelV>
-          </ns3:anchor>
-        </w:drawing>
-      </w:r>
-    </w:p>
-    <w:tbl>
-      <w:tblPr>
-        <w:tblStyle w:val="TableGrid"/>
-        <w:tblW w:w="3261" w:type="dxa"/>
-        <w:tblBorders>
-          <w:top w:val="none" w:sz="0" w:space="0" w:color="auto"/>
-          <w:left w:val="none" w:sz="0" w:space="0" w:color="auto"/>
-          <w:bottom w:val="none" w:sz="0" w:space="0" w:color="auto"/>
-          <w:right w:val="none" w:sz="0" w:space="0" w:color="auto"/>
-          <w:insideH w:val="none" w:sz="0" w:space="0" w:color="auto"/>
-          <w:insideV w:val="none" w:sz="0" w:space="0" w:color="auto"/>
-        </w:tblBorders>
-        <w:shd w:val="clear" w:color="auto" w:fill="F2F5FA"/>
-        <w:tblLayout w:type="fixed"/>
-        <w:tblCellMar>
-          <w:top w:w="227" w:type="dxa"/>
-          <w:left w:w="227" w:type="dxa"/>
-          <w:bottom w:w="227" w:type="dxa"/>
-          <w:right w:w="227" w:type="dxa"/>
-        </w:tblCellMar>
-        <w:tblLook w:val="04A0" w:firstRow="1" w:lastRow="0" w:firstColumn="1" w:lastColumn="0" w:noHBand="0" w:noVBand="1"/>
-      </w:tblPr>
-      <w:tblGrid>
-        <w:gridCol w:w="3261"/>
-      </w:tblGrid>
-      <w:tr ns2:paraId="1A17A3EC" ns2:textId="77777777">
-        <w:tc>
-          <w:tcPr>
-            <w:tcW w:w="3261" w:type="dxa"/>
-            <w:shd w:val="clear" w:color="auto" w:fill="F2F5FA"/>
-          </w:tcPr>
-          <w:p ns2:paraId="7A4AE84D" ns2:textId="77777777">
-            <w:pPr>
-              <w:pStyle w:val="STACK-FieldLabelP"/>
-            </w:pPr>
-            <w:r>
-              <w:t>Price</w:t>
-            </w:r>
-          </w:p>
-          <w:p>
-            <w:pPr>
-              <w:pStyle w:val="STACK-Heading1"/>
-              <w:spacing w:after="0"/>
-            </w:pPr>
-            <w:r>
-              <w:t>{{quote_2_price}}</w:t>
-            </w:r>
-          </w:p>
-          <w:p ns2:paraId="461E7913" ns2:textId="3CDA61CF">
-            <w:pPr>
-              <w:rPr>
-                <w:i/>
-                <w:iCs/>
-                <w:color w:val="000000" w:themeColor="text1"/>
-                <w:sz w:val="16"/>
-              </w:rPr>
-            </w:pPr>
-            <w:r>
-              <w:rPr>
-                <w:rStyle w:val="STACKBodyFieldValue"/>
-                <w:i/>
-                <w:iCs/>
-                <w:color w:val="000000" w:themeColor="text1"/>
-              </w:rPr>
-              <w:t>(inc. taxes)</w:t>
-            </w:r>
-          </w:p>
-        </w:tc>
-      </w:tr>
-    </w:tbl>
-    <w:p ns2:paraId="7818C004" ns2:textId="12414789">
-      <w:pPr>
-        <w:pStyle w:val="STACK-Body"/>
-        <w:spacing w:after="0"/>
-      </w:pPr>
-      <w:r>
-        <w:rPr>
-          <w:rFonts w:ascii="Century Gothic" w:hAnsi="Century Gothic" w:cs="Lucida Sans Unicode"/>
-          <w:noProof/>
-          <w:color w:val="000000" w:themeColor="text1"/>
-          <w:szCs w:val="16"/>
-        </w:rPr>
-        <w:drawing>
-          <ns3:anchor distT="0" distB="0" distL="114300" distR="114300" simplePos="0" relativeHeight="251668480" behindDoc="1" locked="0" layoutInCell="1" allowOverlap="0" ns4:anchorId="37ACB88F" ns4:editId="03DAF203">
-            <ns3:simplePos x="0" y="0"/>
-            <ns3:positionH relativeFrom="column">
-              <ns3:posOffset>2250440</ns3:posOffset>
-            </ns3:positionH>
-            <ns3:positionV relativeFrom="page">
-              <ns3:posOffset>5608748</ns3:posOffset>
-            </ns3:positionV>
-            <ns3:extent cx="4690800" cy="2880000"/>
-            <ns3:effectExtent l="0" t="0" r="0" b="3175"/>
-            <ns3:wrapNone/>
-            <ns3:docPr id="230426295" name="Picture 230426295" descr="{&#10;    &quot;location-path&quot;: &quot;stackng__ImageInterior__c&quot;,&#10;    &quot;image-props&quot;: {&#10;        &quot;alt-text&quot;: &quot;Interior Image&quot;&#10;    }&#10;}&#10;"/>
-            <ns3:cNvGraphicFramePr>
-              <ns5:graphicFrameLocks noChangeAspect="1"/>
-            </ns3:cNvGraphicFramePr>
-            <ns5:graphic>
-              <ns5:graphicData uri="http://schemas.openxmlformats.org/drawingml/2006/picture">
-                <ns6:pic>
-                  <ns6:nvPicPr>
-                    <ns6:cNvPr id="1636127344" name="Picture 1636127344" descr="{&#10;    &quot;location-path&quot;: &quot;stackng__ImageInterior__c&quot;,&#10;    &quot;image-props&quot;: {&#10;        &quot;alt-text&quot;: &quot;Interior Image&quot;&#10;    }&#10;}&#10;"/>
-                    <ns6:cNvPicPr/>
-                  </ns6:nvPicPr>
-                  <ns6:blipFill>
-                    <ns5:blip ns7:embed="rId12" cstate="print">
-                      <ns5:extLst>
-                        <ns5:ext uri="{28A0092B-C50C-407E-A947-70E740481C1C}">
-                          <ns8:useLocalDpi val="0"/>
-                        </ns5:ext>
-                      </ns5:extLst>
-                    </ns5:blip>
-                    <ns5:stretch>
-                      <ns5:fillRect/>
-                    </ns5:stretch>
-                  </ns6:blipFill>
-                  <ns6:spPr>
-                    <ns5:xfrm>
-                      <ns5:off x="0" y="0"/>
-                      <ns5:ext cx="4690800" cy="2880000"/>
-                    </ns5:xfrm>
-                    <ns5:prstGeom prst="rect">
-                      <ns5:avLst/>
-                    </ns5:prstGeom>
-                  </ns6:spPr>
-                </ns6:pic>
-              </ns5:graphicData>
-            </ns5:graphic>
-            <ns4:sizeRelH relativeFrom="margin">
-              <ns4:pctWidth>0</ns4:pctWidth>
-            </ns4:sizeRelH>
-            <ns4:sizeRelV relativeFrom="margin">
-              <ns4:pctHeight>0</ns4:pctHeight>
-            </ns4:sizeRelV>
-          </ns3:anchor>
-        </w:drawing>
-      </w:r>
-    </w:p>
-    <w:tbl>
-      <w:tblPr>
-        <w:tblStyle w:val="TableGrid"/>
-        <w:tblW w:w="3261" w:type="dxa"/>
-        <w:tblBorders>
-          <w:top w:val="none" w:sz="0" w:space="0" w:color="auto"/>
-          <w:left w:val="none" w:sz="0" w:space="0" w:color="auto"/>
-          <w:bottom w:val="none" w:sz="0" w:space="0" w:color="auto"/>
-          <w:right w:val="none" w:sz="0" w:space="0" w:color="auto"/>
-          <w:insideH w:val="none" w:sz="0" w:space="0" w:color="auto"/>
-          <w:insideV w:val="none" w:sz="0" w:space="0" w:color="auto"/>
-        </w:tblBorders>
-        <w:shd w:val="clear" w:color="auto" w:fill="F2F5FA"/>
-        <w:tblLayout w:type="fixed"/>
-        <w:tblCellMar>
-          <w:top w:w="227" w:type="dxa"/>
-          <w:left w:w="227" w:type="dxa"/>
-          <w:bottom w:w="227" w:type="dxa"/>
-          <w:right w:w="227" w:type="dxa"/>
-        </w:tblCellMar>
-        <w:tblLook w:val="04A0" w:firstRow="1" w:lastRow="0" w:firstColumn="1" w:lastColumn="0" w:noHBand="0" w:noVBand="1"/>
-      </w:tblPr>
-      <w:tblGrid>
-        <w:gridCol w:w="3261"/>
-      </w:tblGrid>
-      <w:tr ns2:paraId="5957566C" ns2:textId="77777777">
-        <w:tc>
-          <w:tcPr>
-            <w:tcW w:w="3261" w:type="dxa"/>
-            <w:shd w:val="clear" w:color="auto" w:fill="F2F5FA"/>
-          </w:tcPr>
-          <w:p ns2:paraId="4DF85AA5" ns2:textId="77777777">
-            <w:pPr>
-              <w:pStyle w:val="STACK-FieldLabelP"/>
-              <w:rPr>
-                <w:rStyle w:val="STACK-BodyFieldLabel"/>
-              </w:rPr>
-            </w:pPr>
-            <w:r>
-              <w:rPr>
-                <w:rStyle w:val="STACK-BodyFieldLabel"/>
-              </w:rPr>
-              <w:lastRenderedPageBreak/>
-              <w:t>Category</w:t>
-            </w:r>
-          </w:p>
-          <w:p>
-            <w:pPr>
-              <w:pStyle w:val="STACK-BodyFieldValueP"/>
-              <w:rPr>
-                <w:rStyle w:val="STACKBodyFieldValue"/>
-              </w:rPr>
-            </w:pPr>
-            <w:r>
-              <w:rPr>
-                <w:rStyle w:val="STACKBodyFieldValue"/>
-              </w:rPr>
-              <w:t>{{quote_2_model_category}}</w:t>
-            </w:r>
-          </w:p>
-          <w:p ns2:paraId="4305A77C" ns2:textId="77777777">
-            <w:pPr>
-              <w:pStyle w:val="STACK-FieldLabelP"/>
-            </w:pPr>
-            <w:r>
-              <w:rPr>
-                <w:rStyle w:val="STACK-BodyFieldLabel"/>
-              </w:rPr>
-              <w:t>Seating</w:t>
-            </w:r>
-          </w:p>
-          <w:p>
-            <w:pPr>
-              <w:pStyle w:val="STACK-BodyFieldValueP"/>
-              <w:rPr>
-                <w:rStyle w:val="STACK-BodyFieldLabel"/>
-              </w:rPr>
-            </w:pPr>
-            <w:r>
-              <w:rPr>
-                <w:rStyle w:val="STACKBodyFieldValue"/>
-              </w:rPr>
-              <w:t>{{quote_2_seats}}</w:t>
-            </w:r>
-          </w:p>
-          <w:p ns2:paraId="05276573" ns2:textId="77777777">
-            <w:pPr>
-              <w:pStyle w:val="STACK-FieldLabelP"/>
-              <w:rPr>
-                <w:rFonts w:ascii="Raleway Light" w:hAnsi="Raleway Light"/>
-              </w:rPr>
-            </w:pPr>
-            <w:r>
-              <w:rPr>
-                <w:rStyle w:val="STACK-BodyFieldLabel"/>
-              </w:rPr>
-              <w:t>Baggage Capacity</w:t>
-            </w:r>
-          </w:p>
-          <w:p>
-            <w:pPr>
-              <w:pStyle w:val="STACK-BodyFieldValueP"/>
-            </w:pPr>
-            <w:r>
-              <w:t>{{quote_2_baggage_capacity}}</w:t>
-            </w:r>
-          </w:p>
-          <w:p ns2:paraId="6470DDF4" ns2:textId="77777777">
-            <w:pPr>
-              <w:pStyle w:val="STACK-FieldLabelP"/>
-              <w:rPr>
-                <w:rFonts w:ascii="Raleway Light" w:hAnsi="Raleway Light"/>
-              </w:rPr>
-            </w:pPr>
-            <w:r>
-              <w:rPr>
-                <w:rStyle w:val="STACK-BodyFieldLabel"/>
-              </w:rPr>
-              <w:t>Cabin Dimensions</w:t>
-            </w:r>
-          </w:p>
-          <w:p>
-            <w:pPr>
-              <w:pStyle w:val="STACK-BodyFieldValueP"/>
-            </w:pPr>
-            <w:r>
-              <w:t>{{quote_2_cabin_dimensions}} {{quote_2_seat_config}}</w:t>
-            </w:r>
-          </w:p>
-        </w:tc>
-      </w:tr>
-    </w:tbl>
-    <w:p ns2:paraId="069B5B75" ns2:textId="77777777">
-      <w:pPr>
-        <w:pStyle w:val="STACK-Body"/>
-        <w:spacing w:after="0"/>
-      </w:pPr>
-    </w:p>
-    <w:p ns2:paraId="4AF89663" ns2:textId="77777777">
-      <w:pPr>
-        <w:pStyle w:val="STACK-Body"/>
-        <w:spacing w:after="0"/>
-      </w:pPr>
-    </w:p>
-    <w:p ns2:paraId="117FDA38" ns2:textId="4F337BAF">
-      <w:pPr>
-        <w:jc w:val="right"/>
-        <w:rPr>
-          <w:rFonts w:ascii="Century Gothic" w:hAnsi="Century Gothic"/>
-          <w:color w:val="3D3D3B"/>
-          <w:sz w:val="28"/>
-          <w:szCs w:val="28"/>
-        </w:rPr>
-      </w:pPr>
-      <w:r>
-        <w:rPr>
-          <w:rFonts w:ascii="Century Gothic" w:hAnsi="Century Gothic"/>
-          <w:noProof/>
-          <w:color w:val="3D3D3B"/>
-          <w:sz w:val="16"/>
-          <w:szCs w:val="16"/>
-        </w:rPr>
-        <w:drawing>
-          <ns3:anchor distT="0" distB="0" distL="114300" distR="114300" simplePos="0" relativeHeight="251661312" behindDoc="0" locked="0" layoutInCell="1" allowOverlap="1" ns4:anchorId="1A623ADE" ns4:editId="40CFD318">
-            <ns3:simplePos x="0" y="0"/>
-            <ns3:positionH relativeFrom="column">
-              <ns3:align>left</ns3:align>
-            </ns3:positionH>
-            <ns3:positionV relativeFrom="margin">
-              <ns3:align>top</ns3:align>
-            </ns3:positionV>
-            <ns3:extent cx="2160000" cy="327600"/>
-            <ns3:effectExtent l="0" t="0" r="0" b="3175"/>
-            <ns3:wrapNone/>
-            <ns3:docPr id="1807763143" name="Picture 4"/>
-            <ns3:cNvGraphicFramePr>
-              <ns5:graphicFrameLocks noChangeAspect="1"/>
-            </ns3:cNvGraphicFramePr>
-            <ns5:graphic>
-              <ns5:graphicData uri="http://schemas.openxmlformats.org/drawingml/2006/picture">
-                <ns6:pic>
-                  <ns6:nvPicPr>
-                    <ns6:cNvPr id="1807763143" name="Picture 4"/>
-                    <ns6:cNvPicPr/>
-                  </ns6:nvPicPr>
-                  <ns6:blipFill>
-                    <ns5:blip ns7:embed="rId13">
-                      <ns5:extLst>
-                        <ns5:ext uri="{96DAC541-7B7A-43D3-8B79-37D633B846F1}">
-                          <ns13:svgBlip ns7:embed="rId14"/>
-                        </ns5:ext>
-                      </ns5:extLst>
-                    </ns5:blip>
-                    <ns5:stretch>
-                      <ns5:fillRect/>
-                    </ns5:stretch>
-                  </ns6:blipFill>
-                  <ns6:spPr>
-                    <ns5:xfrm>
-                      <ns5:off x="0" y="0"/>
-                      <ns5:ext cx="2160000" cy="327600"/>
-                    </ns5:xfrm>
-                    <ns5:prstGeom prst="rect">
-                      <ns5:avLst/>
-                    </ns5:prstGeom>
-                  </ns6:spPr>
-                </ns6:pic>
-              </ns5:graphicData>
-            </ns5:graphic>
-            <ns4:sizeRelH relativeFrom="margin">
-              <ns4:pctWidth>0</ns4:pctWidth>
-            </ns4:sizeRelH>
-            <ns4:sizeRelV relativeFrom="margin">
-              <ns4:pctHeight>0</ns4:pctHeight>
-            </ns4:sizeRelV>
-          </ns3:anchor>
-        </w:drawing>
+      <w:pPr>
+        <w:pStyle w:val="STACK-Code"/>
+      </w:pPr>
+      <w:r>
+        <w:t>{{/stackng__FlightQuotes__r}}</w:t>
       </w:r>
     </w:p>
     <w:p>
